--- a/docs/crp/passes/Olera_CRP_Section2_Value.docx
+++ b/docs/crp/passes/Olera_CRP_Section2_Value.docx
@@ -34,7 +34,7 @@
           <w:b w:val="0"/>
           <w:i w:val="0"/>
         </w:rPr>
-        <w:t xml:space="preserve"> CareNavigator is Olera's family-facing eldercare navigation platform. It combines a national, expert-curated resource database with AI-supported execution workflows and longitudinal outcomes tracking to help families move from recognized need to established care. Families use CareNavigator at no cost. The platform assesses needs, identifies appropriate care and financial aid, helps execute the administrative and follow-up work required to obtain them, confirms whether care was established, and records where the pathway succeeds or fails.</w:t>
+        <w:t xml:space="preserve"> CareNavigator is Olera's family-facing eldercare navigation platform. It combines a national, expert-curated resource database with AI-supported execution workflows and longitudinal outcomes tracking to help families move from recognized need to established care. Families use CareNavigator at no cost. The platform assesses needs, identifies appropriate care and financial aid, helps execute the administrative and follow-up work required to obtain them, confirms whether care was established, and records where the pathway succeeds or fails (Figure 4).</w:t>
       </w:r>
     </w:p>
     <w:p>
@@ -59,7 +59,7 @@
       <w:r>
         <w:drawing>
           <wp:inline xmlns:a="http://schemas.openxmlformats.org/drawingml/2006/main" xmlns:pic="http://schemas.openxmlformats.org/drawingml/2006/picture">
-            <wp:extent cx="6583680" cy="1918969"/>
+            <wp:extent cx="6583680" cy="3801328"/>
             <wp:docPr id="1" name="Picture 1"/>
             <wp:cNvGraphicFramePr>
               <a:graphicFrameLocks noChangeAspect="1"/>
@@ -80,7 +80,7 @@
                   <pic:spPr>
                     <a:xfrm>
                       <a:off x="0" y="0"/>
-                      <a:ext cx="6583680" cy="1918969"/>
+                      <a:ext cx="6583680" cy="3801328"/>
                     </a:xfrm>
                     <a:prstGeom prst="rect"/>
                   </pic:spPr>
@@ -110,7 +110,7 @@
           <w:i w:val="0"/>
           <w:sz w:val="18"/>
         </w:rPr>
-        <w:t xml:space="preserve"> Prior awards built assessment and matching; the CRP builds execution, targeted workforce capacity, and the outcomes record.</w:t>
+        <w:t xml:space="preserve"> What a family sees, what the system does, and what accumulates across a county. Shaded elements exist today; the county register is illustrative only.</w:t>
       </w:r>
     </w:p>
     <w:p>
@@ -989,70 +989,7 @@
           <w:b w:val="0"/>
           <w:i w:val="0"/>
         </w:rPr>
-        <w:t>At scale, this longitudinal record could become a distinctive commercial and scientific asset: a county-level empirical map of where eldercare pathways succeed, where they fail, and what resolves those failures. The resulting analytics could inform payers and accountable care organizations seeking to reduce avoidable utilization; health systems seeking reliable transitions from referral to care; providers planning service and workforce capacity; public agencies allocating aging resources; researchers studying access and implementation; and communities identifying local gaps. The CRP tests and builds the infrastructure required to create this asset; it does not assume its value in advance.</w:t>
-      </w:r>
-    </w:p>
-    <w:p>
-      <w:pPr>
-        <w:keepNext/>
-        <w:spacing w:before="120" w:after="40"/>
-        <w:jc w:val="center"/>
-      </w:pPr>
-      <w:r>
-        <w:drawing>
-          <wp:inline xmlns:a="http://schemas.openxmlformats.org/drawingml/2006/main" xmlns:pic="http://schemas.openxmlformats.org/drawingml/2006/picture">
-            <wp:extent cx="6583680" cy="1031179"/>
-            <wp:docPr id="2" name="Picture 2"/>
-            <wp:cNvGraphicFramePr>
-              <a:graphicFrameLocks noChangeAspect="1"/>
-            </wp:cNvGraphicFramePr>
-            <a:graphic>
-              <a:graphicData uri="http://schemas.openxmlformats.org/drawingml/2006/picture">
-                <pic:pic>
-                  <pic:nvPicPr>
-                    <pic:cNvPr id="0" name="fig5.png"/>
-                    <pic:cNvPicPr/>
-                  </pic:nvPicPr>
-                  <pic:blipFill>
-                    <a:blip r:embed="rId10"/>
-                    <a:stretch>
-                      <a:fillRect/>
-                    </a:stretch>
-                  </pic:blipFill>
-                  <pic:spPr>
-                    <a:xfrm>
-                      <a:off x="0" y="0"/>
-                      <a:ext cx="6583680" cy="1031179"/>
-                    </a:xfrm>
-                    <a:prstGeom prst="rect"/>
-                  </pic:spPr>
-                </pic:pic>
-              </a:graphicData>
-            </a:graphic>
-          </wp:inline>
-        </w:drawing>
-      </w:r>
-    </w:p>
-    <w:p>
-      <w:pPr>
-        <w:spacing w:after="120"/>
-        <w:jc w:val="left"/>
-      </w:pPr>
-      <w:r>
-        <w:rPr>
-          <w:b/>
-          <w:i w:val="0"/>
-          <w:sz w:val="18"/>
-        </w:rPr>
-        <w:t>Figure 5.</w:t>
-      </w:r>
-      <w:r>
-        <w:rPr>
-          <w:b w:val="0"/>
-          <w:i w:val="0"/>
-          <w:sz w:val="18"/>
-        </w:rPr>
-        <w:t xml:space="preserve"> What one county's longitudinal record would contain once the pathway is executed and tracked at scale. Illustrative only; not a projection.</w:t>
+        <w:t>At scale, this longitudinal record could become a distinctive commercial and scientific asset: a county-level empirical map of where eldercare pathways succeed, where they fail, and what resolves those failures. The resulting analytics could inform payers and accountable care organizations seeking to reduce avoidable utilization; health systems seeking reliable transitions from referral to care; providers planning service and workforce capacity; public agencies allocating aging resources; researchers studying access and implementation; and communities identifying local gaps. The CRP tests and builds the infrastructure required to create this asset; it does not assume its value in advance (Figure 4, lower register).</w:t>
       </w:r>
     </w:p>
     <w:p>

--- a/docs/crp/passes/Olera_CRP_Section2_Value.docx
+++ b/docs/crp/passes/Olera_CRP_Section2_Value.docx
@@ -168,10 +168,10 @@
         <w:tblLayout w:type="fixed"/>
       </w:tblPr>
       <w:tblGrid>
-        <w:gridCol w:w="2700"/>
-        <w:gridCol w:w="2700"/>
-        <w:gridCol w:w="2700"/>
-        <w:gridCol w:w="2700"/>
+        <w:gridCol w:w="1404"/>
+        <w:gridCol w:w="2592"/>
+        <w:gridCol w:w="3240"/>
+        <w:gridCol w:w="3564"/>
       </w:tblGrid>
       <w:tr>
         <w:tc>
@@ -1047,9 +1047,9 @@
         <w:tblLayout w:type="fixed"/>
       </w:tblPr>
       <w:tblGrid>
-        <w:gridCol w:w="3600"/>
-        <w:gridCol w:w="3600"/>
-        <w:gridCol w:w="3600"/>
+        <w:gridCol w:w="4104"/>
+        <w:gridCol w:w="3240"/>
+        <w:gridCol w:w="3456"/>
       </w:tblGrid>
       <w:tr>
         <w:tc>
